--- a/README.docx
+++ b/README.docx
@@ -10,7 +10,7 @@
         <w:t xml:space="preserve">README</w:t>
       </w:r>
     </w:p>
-    <w:bookmarkStart w:id="27" w:name="mpv-for-android"/>
+    <w:bookmarkStart w:id="24" w:name="mpv-for-android"/>
     <w:p>
       <w:pPr>
         <w:pStyle w:val="Heading1"/>
@@ -23,57 +23,12 @@
       <w:pPr>
         <w:pStyle w:val="FirstParagraph"/>
       </w:pPr>
-      <w:hyperlink r:id="rId12">
+      <w:hyperlink r:id="rId9">
         <w:r>
-          <w:drawing>
-            <wp:inline>
-              <wp:extent cx="990600" cy="190500"/>
-              <wp:effectExtent b="0" l="0" r="0" t="0"/>
-              <wp:docPr descr="Build Status" title="" id="10" name="Picture"/>
-              <a:graphic>
-                <a:graphicData uri="http://schemas.openxmlformats.org/drawingml/2006/picture">
-                  <pic:pic>
-                    <pic:nvPicPr>
-                      <pic:cNvPr descr="https://github.com/mpv-android/mpv-android/actions/workflows/build.yml/badge.svg?branch=master" id="11" name="Picture"/>
-                      <pic:cNvPicPr>
-                        <a:picLocks noChangeArrowheads="1" noChangeAspect="1"/>
-                      </pic:cNvPicPr>
-                    </pic:nvPicPr>
-                    <pic:blipFill>
-                      <a:blip>
-                        <a:extLst>
-                          <a:ext uri="{28A0092B-C50C-407E-A947-70E740481C1C}">
-                            <a14:useLocalDpi xmlns:a14="http://schemas.microsoft.com/office/drawing/2010/main" val="0"/>
-                          </a:ext>
-                          <a:ext uri="{96DAC541-7B7A-43D3-8B79-37D633B846F1}">
-                            <asvg:svgBlip xmlns:asvg="http://schemas.microsoft.com/office/drawing/2016/SVG/main" r:embed="rId9"/>
-                          </a:ext>
-                        </a:extLst>
-                      </a:blip>
-                      <a:stretch>
-                        <a:fillRect/>
-                      </a:stretch>
-                    </pic:blipFill>
-                    <pic:spPr bwMode="auto">
-                      <a:xfrm>
-                        <a:off x="0" y="0"/>
-                        <a:ext cx="990600" cy="190500"/>
-                      </a:xfrm>
-                      <a:prstGeom prst="rect">
-                        <a:avLst/>
-                      </a:prstGeom>
-                      <a:noFill/>
-                      <a:ln w="9525">
-                        <a:noFill/>
-                        <a:headEnd/>
-                        <a:tailEnd/>
-                      </a:ln>
-                    </pic:spPr>
-                  </pic:pic>
-                </a:graphicData>
-              </a:graphic>
-            </wp:inline>
-          </w:drawing>
+          <w:rPr>
+            <w:rStyle w:val="Hyperlink"/>
+          </w:rPr>
+          <w:t xml:space="preserve">Build Status</w:t>
         </w:r>
       </w:hyperlink>
     </w:p>
@@ -87,7 +42,7 @@
       <w:r>
         <w:t xml:space="preserve"> </w:t>
       </w:r>
-      <w:hyperlink r:id="rId13">
+      <w:hyperlink r:id="rId10">
         <w:r>
           <w:rPr>
             <w:rStyle w:val="Hyperlink"/>
@@ -99,7 +54,7 @@
         <w:t xml:space="preserve">.</w:t>
       </w:r>
     </w:p>
-    <w:bookmarkStart w:id="19" w:name="features"/>
+    <w:bookmarkStart w:id="16" w:name="features"/>
     <w:p>
       <w:pPr>
         <w:pStyle w:val="Heading2"/>
@@ -192,7 +147,7 @@
         <w:t xml:space="preserve">Background playback, Picture-in-Picture, keyboard input supported</w:t>
       </w:r>
     </w:p>
-    <w:bookmarkStart w:id="18" w:name="library"/>
+    <w:bookmarkStart w:id="15" w:name="library"/>
     <w:p>
       <w:pPr>
         <w:pStyle w:val="Heading3"/>
@@ -241,7 +196,7 @@
       <w:r>
         <w:t xml:space="preserve"> </w:t>
       </w:r>
-      <w:hyperlink r:id="rId14">
+      <w:hyperlink r:id="rId11">
         <w:r>
           <w:rPr>
             <w:rStyle w:val="VerbatimChar"/>
@@ -255,7 +210,7 @@
       <w:r>
         <w:t xml:space="preserve"> </w:t>
       </w:r>
-      <w:hyperlink r:id="rId15">
+      <w:hyperlink r:id="rId12">
         <w:r>
           <w:rPr>
             <w:rStyle w:val="VerbatimChar"/>
@@ -272,7 +227,7 @@
       <w:r>
         <w:t xml:space="preserve"> </w:t>
       </w:r>
-      <w:hyperlink r:id="rId16">
+      <w:hyperlink r:id="rId13">
         <w:r>
           <w:rPr>
             <w:rStyle w:val="Hyperlink"/>
@@ -292,7 +247,7 @@
       <w:r>
         <w:t xml:space="preserve"> </w:t>
       </w:r>
-      <w:hyperlink r:id="rId17">
+      <w:hyperlink r:id="rId14">
         <w:r>
           <w:rPr>
             <w:rStyle w:val="Hyperlink"/>
@@ -304,9 +259,9 @@
         <w:t xml:space="preserve">.</w:t>
       </w:r>
     </w:p>
-    <w:bookmarkEnd w:id="18"/>
-    <w:bookmarkEnd w:id="19"/>
-    <w:bookmarkStart w:id="23" w:name="downloads"/>
+    <w:bookmarkEnd w:id="15"/>
+    <w:bookmarkEnd w:id="16"/>
+    <w:bookmarkStart w:id="20" w:name="downloads"/>
     <w:p>
       <w:pPr>
         <w:pStyle w:val="Heading2"/>
@@ -325,7 +280,7 @@
       <w:r>
         <w:t xml:space="preserve"> </w:t>
       </w:r>
-      <w:hyperlink r:id="rId20">
+      <w:hyperlink r:id="rId17">
         <w:r>
           <w:rPr>
             <w:rStyle w:val="Hyperlink"/>
@@ -344,13 +299,13 @@
       <w:pPr>
         <w:pStyle w:val="BodyText"/>
       </w:pPr>
-      <w:hyperlink r:id="rId21"/>
+      <w:hyperlink r:id="rId18"/>
     </w:p>
     <w:p>
       <w:pPr>
         <w:pStyle w:val="BodyText"/>
       </w:pPr>
-      <w:hyperlink r:id="rId22"/>
+      <w:hyperlink r:id="rId19"/>
     </w:p>
     <w:p>
       <w:pPr>
@@ -367,8 +322,8 @@
         <w:t xml:space="preserve">: Android TV is supported, but only available on F-Droid or by installing the APK manually.</w:t>
       </w:r>
     </w:p>
-    <w:bookmarkEnd w:id="23"/>
-    <w:bookmarkStart w:id="26" w:name="building-from-source"/>
+    <w:bookmarkEnd w:id="20"/>
+    <w:bookmarkStart w:id="23" w:name="building-from-source"/>
     <w:p>
       <w:pPr>
         <w:pStyle w:val="Heading2"/>
@@ -387,7 +342,7 @@
       <w:r>
         <w:t xml:space="preserve"> </w:t>
       </w:r>
-      <w:hyperlink r:id="rId24">
+      <w:hyperlink r:id="rId21">
         <w:r>
           <w:rPr>
             <w:rStyle w:val="Hyperlink"/>
@@ -427,7 +382,7 @@
       <w:r>
         <w:t xml:space="preserve"> </w:t>
       </w:r>
-      <w:hyperlink r:id="rId25">
+      <w:hyperlink r:id="rId22">
         <w:r>
           <w:rPr>
             <w:rStyle w:val="Hyperlink"/>
@@ -439,8 +394,8 @@
         <w:t xml:space="preserve">.</w:t>
       </w:r>
     </w:p>
-    <w:bookmarkEnd w:id="26"/>
-    <w:bookmarkEnd w:id="27"/>
+    <w:bookmarkEnd w:id="23"/>
+    <w:bookmarkEnd w:id="24"/>
     <w:sectPr>
       <w:footnotePr>
         <w:numRestart w:val="eachSect"/>
@@ -668,10 +623,10 @@
   <w:docDefaults>
     <w:rPrDefault>
       <w:rPr>
-        <w:rFonts w:asciiTheme="minorHAnsi" w:cstheme="minorBidi" w:eastAsiaTheme="minorEastAsia" w:hAnsiTheme="minorHAnsi"/>
+        <w:rFonts w:asciiTheme="minorHAnsi" w:cstheme="minorBidi" w:eastAsiaTheme="minorHAnsi" w:hAnsiTheme="minorHAnsi"/>
         <w:sz w:val="24"/>
         <w:szCs w:val="24"/>
-        <w:lang w:bidi="ar-SA" w:eastAsia="zh-CN" w:val="en"/>
+        <w:lang w:bidi="ar-SA" w:eastAsia="en-US" w:val="en"/>
       </w:rPr>
     </w:rPrDefault>
     <w:pPrDefault>
@@ -1212,6 +1167,13 @@
       </w:tblCellMar>
     </w:tblPr>
     <w:tblStylePr w:type="firstRow">
+      <w:tblPr>
+        <w:jc w:val="left"/>
+        <w:tblInd w:type="dxa" w:w="0"/>
+      </w:tblPr>
+      <w:trPr>
+        <w:jc w:val="left"/>
+      </w:trPr>
       <w:tcPr>
         <w:tcBorders>
           <w:bottom w:val="single"/>

--- a/README.docx
+++ b/README.docx
@@ -2,15 +2,7 @@
 <file path=word/document.xml><?xml version="1.0" encoding="utf-8"?>
 <w:document xmlns:w="http://schemas.openxmlformats.org/wordprocessingml/2006/main" xmlns:m="http://schemas.openxmlformats.org/officeDocument/2006/math" xmlns:r="http://schemas.openxmlformats.org/officeDocument/2006/relationships" xmlns:o="urn:schemas-microsoft-com:office:office" xmlns:v="urn:schemas-microsoft-com:vml" xmlns:w10="urn:schemas-microsoft-com:office:word" xmlns:a="http://schemas.openxmlformats.org/drawingml/2006/main" xmlns:pic="http://schemas.openxmlformats.org/drawingml/2006/picture" xmlns:wp="http://schemas.openxmlformats.org/drawingml/2006/wordprocessingDrawing">
   <w:body>
-    <w:p>
-      <w:pPr>
-        <w:pStyle w:val="Title"/>
-      </w:pPr>
-      <w:r>
-        <w:t xml:space="preserve">README</w:t>
-      </w:r>
-    </w:p>
-    <w:bookmarkStart w:id="24" w:name="mpv-for-android"/>
+    <w:bookmarkStart w:id="27" w:name="mpv-for-android"/>
     <w:p>
       <w:pPr>
         <w:pStyle w:val="Heading1"/>
@@ -23,12 +15,57 @@
       <w:pPr>
         <w:pStyle w:val="FirstParagraph"/>
       </w:pPr>
-      <w:hyperlink r:id="rId9">
+      <w:hyperlink r:id="rId12">
         <w:r>
-          <w:rPr>
-            <w:rStyle w:val="Hyperlink"/>
-          </w:rPr>
-          <w:t xml:space="preserve">Build Status</w:t>
+          <w:drawing>
+            <wp:inline>
+              <wp:extent cx="990600" cy="190500"/>
+              <wp:effectExtent b="0" l="0" r="0" t="0"/>
+              <wp:docPr descr="Build Status" title="" id="10" name="Picture"/>
+              <a:graphic>
+                <a:graphicData uri="http://schemas.openxmlformats.org/drawingml/2006/picture">
+                  <pic:pic>
+                    <pic:nvPicPr>
+                      <pic:cNvPr descr="https://github.com/mpv-android/mpv-android/actions/workflows/build.yml/badge.svg?branch=master" id="11" name="Picture"/>
+                      <pic:cNvPicPr>
+                        <a:picLocks noChangeArrowheads="1" noChangeAspect="1"/>
+                      </pic:cNvPicPr>
+                    </pic:nvPicPr>
+                    <pic:blipFill>
+                      <a:blip>
+                        <a:extLst>
+                          <a:ext uri="{28A0092B-C50C-407E-A947-70E740481C1C}">
+                            <a14:useLocalDpi xmlns:a14="http://schemas.microsoft.com/office/drawing/2010/main" val="0"/>
+                          </a:ext>
+                          <a:ext uri="{96DAC541-7B7A-43D3-8B79-37D633B846F1}">
+                            <asvg:svgBlip xmlns:asvg="http://schemas.microsoft.com/office/drawing/2016/SVG/main" r:embed="rId9"/>
+                          </a:ext>
+                        </a:extLst>
+                      </a:blip>
+                      <a:stretch>
+                        <a:fillRect/>
+                      </a:stretch>
+                    </pic:blipFill>
+                    <pic:spPr bwMode="auto">
+                      <a:xfrm>
+                        <a:off x="0" y="0"/>
+                        <a:ext cx="990600" cy="190500"/>
+                      </a:xfrm>
+                      <a:prstGeom prst="rect">
+                        <a:avLst/>
+                      </a:prstGeom>
+                      <a:noFill/>
+                      <a:ln w="9525">
+                        <a:noFill/>
+                        <a:headEnd/>
+                        <a:tailEnd/>
+                      </a:ln>
+                    </pic:spPr>
+                  </pic:pic>
+                </a:graphicData>
+              </a:graphic>
+            </wp:inline>
+          </w:drawing>
         </w:r>
       </w:hyperlink>
     </w:p>
@@ -42,7 +79,7 @@
       <w:r>
         <w:t xml:space="preserve"> </w:t>
       </w:r>
-      <w:hyperlink r:id="rId10">
+      <w:hyperlink r:id="rId13">
         <w:r>
           <w:rPr>
             <w:rStyle w:val="Hyperlink"/>
@@ -54,7 +91,7 @@
         <w:t xml:space="preserve">.</w:t>
       </w:r>
     </w:p>
-    <w:bookmarkStart w:id="16" w:name="features"/>
+    <w:bookmarkStart w:id="19" w:name="features"/>
     <w:p>
       <w:pPr>
         <w:pStyle w:val="Heading2"/>
@@ -147,7 +184,7 @@
         <w:t xml:space="preserve">Background playback, Picture-in-Picture, keyboard input supported</w:t>
       </w:r>
     </w:p>
-    <w:bookmarkStart w:id="15" w:name="library"/>
+    <w:bookmarkStart w:id="18" w:name="library"/>
     <w:p>
       <w:pPr>
         <w:pStyle w:val="Heading3"/>
@@ -196,7 +233,7 @@
       <w:r>
         <w:t xml:space="preserve"> </w:t>
       </w:r>
-      <w:hyperlink r:id="rId11">
+      <w:hyperlink r:id="rId14">
         <w:r>
           <w:rPr>
             <w:rStyle w:val="VerbatimChar"/>
@@ -210,7 +247,7 @@
       <w:r>
         <w:t xml:space="preserve"> </w:t>
       </w:r>
-      <w:hyperlink r:id="rId12">
+      <w:hyperlink r:id="rId15">
         <w:r>
           <w:rPr>
             <w:rStyle w:val="VerbatimChar"/>
@@ -227,7 +264,7 @@
       <w:r>
         <w:t xml:space="preserve"> </w:t>
       </w:r>
-      <w:hyperlink r:id="rId13">
+      <w:hyperlink r:id="rId16">
         <w:r>
           <w:rPr>
             <w:rStyle w:val="Hyperlink"/>
@@ -247,7 +284,7 @@
       <w:r>
         <w:t xml:space="preserve"> </w:t>
       </w:r>
-      <w:hyperlink r:id="rId14">
+      <w:hyperlink r:id="rId17">
         <w:r>
           <w:rPr>
             <w:rStyle w:val="Hyperlink"/>
@@ -259,9 +296,9 @@
         <w:t xml:space="preserve">.</w:t>
       </w:r>
     </w:p>
-    <w:bookmarkEnd w:id="15"/>
-    <w:bookmarkEnd w:id="16"/>
-    <w:bookmarkStart w:id="20" w:name="downloads"/>
+    <w:bookmarkEnd w:id="18"/>
+    <w:bookmarkEnd w:id="19"/>
+    <w:bookmarkStart w:id="23" w:name="downloads"/>
     <w:p>
       <w:pPr>
         <w:pStyle w:val="Heading2"/>
@@ -280,7 +317,7 @@
       <w:r>
         <w:t xml:space="preserve"> </w:t>
       </w:r>
-      <w:hyperlink r:id="rId17">
+      <w:hyperlink r:id="rId20">
         <w:r>
           <w:rPr>
             <w:rStyle w:val="Hyperlink"/>
@@ -299,13 +336,13 @@
       <w:pPr>
         <w:pStyle w:val="BodyText"/>
       </w:pPr>
-      <w:hyperlink r:id="rId18"/>
+      <w:hyperlink r:id="rId21"/>
     </w:p>
     <w:p>
       <w:pPr>
         <w:pStyle w:val="BodyText"/>
       </w:pPr>
-      <w:hyperlink r:id="rId19"/>
+      <w:hyperlink r:id="rId22"/>
     </w:p>
     <w:p>
       <w:pPr>
@@ -322,8 +359,8 @@
         <w:t xml:space="preserve">: Android TV is supported, but only available on F-Droid or by installing the APK manually.</w:t>
       </w:r>
     </w:p>
-    <w:bookmarkEnd w:id="20"/>
-    <w:bookmarkStart w:id="23" w:name="building-from-source"/>
+    <w:bookmarkEnd w:id="23"/>
+    <w:bookmarkStart w:id="26" w:name="building-from-source"/>
     <w:p>
       <w:pPr>
         <w:pStyle w:val="Heading2"/>
@@ -342,7 +379,7 @@
       <w:r>
         <w:t xml:space="preserve"> </w:t>
       </w:r>
-      <w:hyperlink r:id="rId21">
+      <w:hyperlink r:id="rId24">
         <w:r>
           <w:rPr>
             <w:rStyle w:val="Hyperlink"/>
@@ -382,7 +419,7 @@
       <w:r>
         <w:t xml:space="preserve"> </w:t>
       </w:r>
-      <w:hyperlink r:id="rId22">
+      <w:hyperlink r:id="rId25">
         <w:r>
           <w:rPr>
             <w:rStyle w:val="Hyperlink"/>
@@ -394,8 +431,8 @@
         <w:t xml:space="preserve">.</w:t>
       </w:r>
     </w:p>
-    <w:bookmarkEnd w:id="23"/>
-    <w:bookmarkEnd w:id="24"/>
+    <w:bookmarkEnd w:id="26"/>
+    <w:bookmarkEnd w:id="27"/>
     <w:sectPr>
       <w:footnotePr>
         <w:numRestart w:val="eachSect"/>
@@ -623,10 +660,10 @@
   <w:docDefaults>
     <w:rPrDefault>
       <w:rPr>
-        <w:rFonts w:asciiTheme="minorHAnsi" w:cstheme="minorBidi" w:eastAsiaTheme="minorHAnsi" w:hAnsiTheme="minorHAnsi"/>
+        <w:rFonts w:asciiTheme="minorHAnsi" w:cstheme="minorBidi" w:eastAsiaTheme="minorEastAsia" w:hAnsiTheme="minorHAnsi"/>
         <w:sz w:val="24"/>
         <w:szCs w:val="24"/>
-        <w:lang w:bidi="ar-SA" w:eastAsia="en-US" w:val="en"/>
+        <w:lang w:bidi="ar-SA" w:eastAsia="zh-CN" w:val="en"/>
       </w:rPr>
     </w:rPrDefault>
     <w:pPrDefault>
@@ -678,8 +715,8 @@
     </w:pPr>
     <w:rPr>
       <w:rFonts w:asciiTheme="majorHAnsi" w:cstheme="majorBidi" w:eastAsiaTheme="majorEastAsia" w:hAnsiTheme="majorHAnsi"/>
-      <w:sz w:val="56"/>
-      <w:szCs w:val="56"/>
+      <w:sz w:val="40"/>
+      <w:szCs w:val="40"/>
     </w:rPr>
   </w:style>
   <w:style w:customStyle="1" w:styleId="TitleChar" w:type="character">
@@ -813,8 +850,8 @@
     <w:rPr>
       <w:rFonts w:asciiTheme="majorHAnsi" w:cstheme="majorBidi" w:eastAsiaTheme="majorEastAsia" w:hAnsiTheme="majorHAnsi"/>
       <w:color w:themeColor="accent1" w:themeShade="BF" w:val="0F4761"/>
-      <w:sz w:val="40"/>
-      <w:szCs w:val="40"/>
+      <w:sz w:val="32"/>
+      <w:szCs w:val="32"/>
     </w:rPr>
   </w:style>
   <w:style w:styleId="Heading2" w:type="paragraph">
@@ -836,8 +873,8 @@
     <w:rPr>
       <w:rFonts w:asciiTheme="majorHAnsi" w:cstheme="majorBidi" w:eastAsiaTheme="majorEastAsia" w:hAnsiTheme="majorHAnsi"/>
       <w:color w:themeColor="accent1" w:themeShade="BF" w:val="0F4761"/>
-      <w:sz w:val="32"/>
-      <w:szCs w:val="32"/>
+      <w:sz w:val="26"/>
+      <w:szCs w:val="26"/>
     </w:rPr>
   </w:style>
   <w:style w:styleId="Heading3" w:type="paragraph">
@@ -859,8 +896,8 @@
     <w:rPr>
       <w:rFonts w:cstheme="majorBidi" w:eastAsiaTheme="majorEastAsia"/>
       <w:color w:themeColor="accent1" w:themeShade="BF" w:val="0F4761"/>
-      <w:sz w:val="28"/>
-      <w:szCs w:val="28"/>
+      <w:sz w:val="24"/>
+      <w:szCs w:val="24"/>
     </w:rPr>
   </w:style>
   <w:style w:styleId="Heading4" w:type="paragraph">
@@ -880,6 +917,8 @@
       <w:outlineLvl w:val="3"/>
     </w:pPr>
     <w:rPr>
+      <w:sz w:val="22"/>
+      <w:szCs w:val="22"/>
       <w:rFonts w:cstheme="majorBidi" w:eastAsiaTheme="majorEastAsia"/>
       <w:i/>
       <w:iCs/>
@@ -1167,13 +1206,6 @@
       </w:tblCellMar>
     </w:tblPr>
     <w:tblStylePr w:type="firstRow">
-      <w:tblPr>
-        <w:jc w:val="left"/>
-        <w:tblInd w:type="dxa" w:w="0"/>
-      </w:tblPr>
-      <w:trPr>
-        <w:jc w:val="left"/>
-      </w:trPr>
       <w:tcPr>
         <w:tcBorders>
           <w:bottom w:val="single"/>
